--- a/word_reports/LP_0362_위치_331_Toto_Hydra.docx
+++ b/word_reports/LP_0362_위치_331_Toto_Hydra.docx
@@ -4,7 +4,7 @@
   <w:body>
     <w:p>
       <w:pPr>
-        <w:spacing w:after="280"/>
+        <w:spacing w:after="80"/>
       </w:pPr>
       <w:r>
         <w:rPr w:rFonts="맑은 고딕">
@@ -13,94 +13,47 @@
           <w:color w:val="1E3A8A"/>
           <w:sz w:val="30"/>
         </w:rPr>
-        <w:t>[331] Toto - Hydra</w:t>
+        <w:t>Toto (토토) - Hydra</w:t>
       </w:r>
     </w:p>
     <w:p>
       <w:pPr>
-        <w:spacing w:after="320"/>
+        <w:spacing w:after="240"/>
       </w:pPr>
       <w:r>
         <w:rPr w:rFonts="맑은 고딕">
           <w:rFonts w:ascii="맑은 고딕" w:hAnsi="맑은 고딕" w:eastAsia="맑은 고딕"/>
           <w:b/>
-          <w:sz w:val="20"/>
+          <w:color w:val="4B5563"/>
+          <w:sz w:val="22"/>
         </w:rPr>
-        <w:t>■ 위치 : 331</w:t>
-        <w:br/>
-      </w:r>
-      <w:r>
-        <w:rPr w:rFonts="맑은 고딕">
-          <w:rFonts w:ascii="맑은 고딕" w:hAnsi="맑은 고딕" w:eastAsia="맑은 고딕"/>
-          <w:b/>
-          <w:sz w:val="20"/>
-        </w:rPr>
-        <w:t>■ 아티스트 : Toto</w:t>
-        <w:br/>
-      </w:r>
-      <w:r>
-        <w:rPr w:rFonts="맑은 고딕">
-          <w:rFonts w:ascii="맑은 고딕" w:hAnsi="맑은 고딕" w:eastAsia="맑은 고딕"/>
-          <w:b/>
-          <w:sz w:val="20"/>
-        </w:rPr>
-        <w:t>■ 앨범명 : Hydra</w:t>
-        <w:br/>
-      </w:r>
-      <w:r>
-        <w:rPr w:rFonts="맑은 고딕">
-          <w:rFonts w:ascii="맑은 고딕" w:hAnsi="맑은 고딕" w:eastAsia="맑은 고딕"/>
-          <w:b w:val="0"/>
-          <w:sz w:val="20"/>
-        </w:rPr>
-        <w:t>■ 음반 레이블 : Columbia Records</w:t>
-        <w:br/>
-      </w:r>
-      <w:r>
-        <w:rPr w:rFonts="맑은 고딕">
-          <w:rFonts w:ascii="맑은 고딕" w:hAnsi="맑은 고딕" w:eastAsia="맑은 고딕"/>
-          <w:b w:val="0"/>
-          <w:sz w:val="20"/>
-        </w:rPr>
-        <w:t>■ 발매년도 : 1979</w:t>
-        <w:br/>
-      </w:r>
-      <w:r>
-        <w:rPr w:rFonts="맑은 고딕">
-          <w:rFonts w:ascii="맑은 고딕" w:hAnsi="맑은 고딕" w:eastAsia="맑은 고딕"/>
-          <w:b w:val="0"/>
-          <w:sz w:val="20"/>
-        </w:rPr>
-        <w:t>■ 장르 : 프로그레시브 록, 하드 록, 팝 록 (Progressive Rock, Hard Rock, Pop Rock)</w:t>
-        <w:br/>
-      </w:r>
-      <w:r>
-        <w:rPr w:rFonts="맑은 고딕">
-          <w:rFonts w:ascii="맑은 고딕" w:hAnsi="맑은 고딕" w:eastAsia="맑은 고딕"/>
-          <w:b w:val="0"/>
-          <w:sz w:val="20"/>
-        </w:rPr>
-        <w:t>■ 주요 수록곡 : Hydra, St. George and the Dragon, 99, All Us Boys, White Sister</w:t>
-        <w:br/>
+        <w:t>위치 :  331</w:t>
       </w:r>
     </w:p>
     <w:p>
       <w:pPr>
-        <w:spacing w:after="160"/>
+        <w:spacing w:line="324" w:lineRule="auto" w:before="80" w:after="160"/>
       </w:pPr>
       <w:r>
         <w:rPr w:rFonts="맑은 고딕">
           <w:rFonts w:ascii="맑은 고딕" w:hAnsi="맑은 고딕" w:eastAsia="맑은 고딕"/>
           <w:b/>
           <w:color w:val="1F2937"/>
-          <w:sz w:val="24"/>
+          <w:sz w:val="22"/>
         </w:rPr>
-        <w:t>■ 음반 해설 및 감상 가이드</w:t>
+        <w:t xml:space="preserve">[음반 소개] </w:t>
+      </w:r>
+      <w:r>
+        <w:rPr w:rFonts="맑은 고딕">
+          <w:rFonts w:ascii="맑은 고딕" w:hAnsi="맑은 고딕" w:eastAsia="맑은 고딕"/>
+          <w:b w:val="0"/>
+          <w:sz w:val="21"/>
+        </w:rPr>
       </w:r>
     </w:p>
     <w:p>
       <w:pPr>
-        <w:spacing w:line="312" w:lineRule="auto" w:after="120"/>
+        <w:spacing w:line="324" w:lineRule="auto" w:after="120"/>
       </w:pPr>
       <w:r>
         <w:rPr w:rFonts="맑은 고딕">
@@ -108,38 +61,516 @@
           <w:b w:val="0"/>
           <w:sz w:val="21"/>
         </w:rPr>
-        <w:t>1978년 성공적인 데뷔를 마친 미국의 일렉트릭 슈퍼그룹 토토(Toto)가 1979년에 발표한 두 번째 정규 음반 《Hydra》는 전작의 상업적 성공에 안주하지 않고 음악적 스펙트럼을 과감히 확장한 명반입니다. 당대 최고 수준의 LA 세션 뮤지션들로 구성된 이들은 세련된 팝 멜로디를 넘어 프로그레시브 록의 심오한 구조와 하드 록의 강렬한 에너지를 접목하여 밴드의 뛰어난 테크닉과 음악적 야심을 서사적으로 풀어냈습니다.</w:t>
+        <w:t>1970년대 후반, 로스앤젤레스 정상급 세션 연주자들이 결집하여 빚어낸 토토(Toto)의 두 번째 숨결 『Hydra』는 당대 팝 음악이 도달할 수 있었던 기술적 완벽성과 예술적 상상력의 절정을 보여주는 명반입니다. 신화 속 괴수와 SF적 서사를 넘나드는 웅장한 콘셉트 속에 정교한 하드 록과 프로그레시브, 그리고 지극히 서정적인 멜로디를 직조해 낸 이 음반은 그 자체로 하나의 거대한 음악적 서사시입니다. 화려한 세션 플레이어들의 정밀한 합주 뒤편에 아련하게 번지는 아날로그 건반과 기타의 온기는 반세기가 지난 오늘날에도 듣는 이의 심장에 깊고 고결한 전율을 선사합니다. 장르의 경계를 허물고 순수한 연주 미학의 낭만을 오롯이 담아낸 이 앨범은 팝과 록, 클래식 애호가 모두를 매료시키는 우아한 마스터피스입니다.</w:t>
       </w:r>
     </w:p>
     <w:p>
       <w:pPr>
-        <w:spacing w:line="312" w:lineRule="auto" w:after="120"/>
+        <w:spacing w:line="324" w:lineRule="auto" w:before="200" w:after="80"/>
       </w:pPr>
+      <w:r>
+        <w:rPr w:rFonts="맑은 고딕">
+          <w:rFonts w:ascii="맑은 고딕" w:hAnsi="맑은 고딕" w:eastAsia="맑은 고딕"/>
+          <w:b/>
+          <w:color w:val="1E3A8A"/>
+          <w:sz w:val="24"/>
+        </w:rPr>
+        <w:t>1. 음반 데이터</w:t>
+      </w:r>
+    </w:p>
+    <w:p>
+      <w:pPr>
+        <w:spacing w:line="324" w:lineRule="auto" w:after="80"/>
+      </w:pPr>
+      <w:r>
+        <w:rPr w:rFonts="맑은 고딕">
+          <w:rFonts w:ascii="맑은 고딕" w:hAnsi="맑은 고딕" w:eastAsia="맑은 고딕"/>
+          <w:b w:val="0"/>
+          <w:color w:val="6B7280"/>
+          <w:sz w:val="21"/>
+        </w:rPr>
+        <w:t xml:space="preserve">· </w:t>
+      </w:r>
+      <w:r>
+        <w:rPr w:rFonts="맑은 고딕">
+          <w:rFonts w:ascii="맑은 고딕" w:hAnsi="맑은 고딕" w:eastAsia="맑은 고딕"/>
+          <w:b/>
+          <w:color w:val="1F2937"/>
+          <w:sz w:val="21"/>
+        </w:rPr>
+        <w:t xml:space="preserve">앨범명: </w:t>
+      </w:r>
       <w:r>
         <w:rPr w:rFonts="맑은 고딕">
           <w:rFonts w:ascii="맑은 고딕" w:hAnsi="맑은 고딕" w:eastAsia="맑은 고딕"/>
           <w:b w:val="0"/>
           <w:sz w:val="21"/>
         </w:rPr>
-        <w:t>본 음반은 신화적 사운드스케이프와 입체적인 편곡이 단연 돋보입니다. 제프 포카로(Jeff Porcaro)의 정교하고 그루브 넘치는 드럼 연주와 드라이브감 있는 베이스라인은 앨범 전체의 견고한 뼈대를 이룹니다. 여기에 스티브 루카서(Steve Lukather)의 날카롭고 격정적인 기타 리프, 데이비드 페이치(David Paich)의 화려한 신디사이저 및 건반 연주가 어우러져 전작보다 한층 더 묵직하고 어두운 음영의 미학을 완성합니다. 정교한 스튜디오 세션 기량이 고스란히 담긴 오케스트레이션은 완벽한 조화와 역동성을 동시에 선사합니다.</w:t>
+        <w:t>Hydra</w:t>
       </w:r>
     </w:p>
     <w:p>
       <w:pPr>
-        <w:spacing w:line="312" w:lineRule="auto" w:after="120"/>
+        <w:spacing w:line="324" w:lineRule="auto" w:after="80"/>
       </w:pPr>
+      <w:r>
+        <w:rPr w:rFonts="맑은 고딕">
+          <w:rFonts w:ascii="맑은 고딕" w:hAnsi="맑은 고딕" w:eastAsia="맑은 고딕"/>
+          <w:b w:val="0"/>
+          <w:color w:val="6B7280"/>
+          <w:sz w:val="21"/>
+        </w:rPr>
+        <w:t xml:space="preserve">· </w:t>
+      </w:r>
+      <w:r>
+        <w:rPr w:rFonts="맑은 고딕">
+          <w:rFonts w:ascii="맑은 고딕" w:hAnsi="맑은 고딕" w:eastAsia="맑은 고딕"/>
+          <w:b/>
+          <w:color w:val="1F2937"/>
+          <w:sz w:val="21"/>
+        </w:rPr>
+        <w:t xml:space="preserve">아티스트: </w:t>
+      </w:r>
       <w:r>
         <w:rPr w:rFonts="맑은 고딕">
           <w:rFonts w:ascii="맑은 고딕" w:hAnsi="맑은 고딕" w:eastAsia="맑은 고딕"/>
           <w:b w:val="0"/>
           <w:sz w:val="21"/>
         </w:rPr>
-        <w:t>앨범을 대표하는 곡이자 그리스 신화 속 괴수를 모티브로 한 타이틀 트랙 〈Hydra〉는 웅장한 키보드 오케스트레이션과 입체적인 구성이 빛나는 프로그레시브 록의 정수를 보여줍니다. 조지 루카스 감독의 디스토피아 영화 《THX 1138》에서 영감을 받은 서정적인 싱글 〈99〉는 감미로운 피아노 선율과 세련된 보컬 하모니가 일품인 팝 록 트랙입니다. 반면, 뜨거운 폭발력을 자랑하는 〈White Sister〉에서는 루카서의 화려한 기타 솔로와 보컬의 다이내믹한 에너지가 만개하며, 토토가 단순한 세션 그룹을 넘어 완벽한 록 앙상블임을 입증합니다.</w:t>
+        <w:t>Toto (토토)</w:t>
+      </w:r>
+    </w:p>
+    <w:p>
+      <w:pPr>
+        <w:spacing w:line="324" w:lineRule="auto" w:after="80"/>
+      </w:pPr>
+      <w:r>
+        <w:rPr w:rFonts="맑은 고딕">
+          <w:rFonts w:ascii="맑은 고딕" w:hAnsi="맑은 고딕" w:eastAsia="맑은 고딕"/>
+          <w:b w:val="0"/>
+          <w:color w:val="6B7280"/>
+          <w:sz w:val="21"/>
+        </w:rPr>
+        <w:t xml:space="preserve">· </w:t>
+      </w:r>
+      <w:r>
+        <w:rPr w:rFonts="맑은 고딕">
+          <w:rFonts w:ascii="맑은 고딕" w:hAnsi="맑은 고딕" w:eastAsia="맑은 고딕"/>
+          <w:b/>
+          <w:color w:val="1F2937"/>
+          <w:sz w:val="21"/>
+        </w:rPr>
+        <w:t xml:space="preserve">발매 정보: </w:t>
+      </w:r>
+      <w:r>
+        <w:rPr w:rFonts="맑은 고딕">
+          <w:rFonts w:ascii="맑은 고딕" w:hAnsi="맑은 고딕" w:eastAsia="맑은 고딕"/>
+          <w:b w:val="0"/>
+          <w:sz w:val="21"/>
+        </w:rPr>
+        <w:t>1979년 10월 미국의 명문 레이블 컬럼비아 레코드(Columbia Records)를 통해 발매된 밴드의 통산 두 번째 정규 스튜디오 앨범으로, 데뷔작의 폭발적 성공에 안주하지 않고 한층 심오하고 진보적인 악곡 구성을 시도한 야심작입니다.</w:t>
+      </w:r>
+    </w:p>
+    <w:p>
+      <w:pPr>
+        <w:spacing w:line="324" w:lineRule="auto" w:after="80"/>
+      </w:pPr>
+      <w:r>
+        <w:rPr w:rFonts="맑은 고딕">
+          <w:rFonts w:ascii="맑은 고딕" w:hAnsi="맑은 고딕" w:eastAsia="맑은 고딕"/>
+          <w:b w:val="0"/>
+          <w:color w:val="6B7280"/>
+          <w:sz w:val="21"/>
+        </w:rPr>
+        <w:t xml:space="preserve">· </w:t>
+      </w:r>
+      <w:r>
+        <w:rPr w:rFonts="맑은 고딕">
+          <w:rFonts w:ascii="맑은 고딕" w:hAnsi="맑은 고딕" w:eastAsia="맑은 고딕"/>
+          <w:b/>
+          <w:color w:val="1F2937"/>
+          <w:sz w:val="21"/>
+        </w:rPr>
+        <w:t xml:space="preserve">LP 인기도(판매량): </w:t>
+      </w:r>
+      <w:r>
+        <w:rPr w:rFonts="맑은 고딕">
+          <w:rFonts w:ascii="맑은 고딕" w:hAnsi="맑은 고딕" w:eastAsia="맑은 고딕"/>
+          <w:b w:val="0"/>
+          <w:sz w:val="21"/>
+        </w:rPr>
+        <w:t>발매 직후 미국 빌보드 200 앨범 차트 37위에 올랐으며, 꾸준한 사랑을 받으며 미국음반산업협회(RIAA)로부터 50만 장 이상의 판매고를 인정받아 골드(Gold) 디스크를 획득하였습니다.</w:t>
+      </w:r>
+    </w:p>
+    <w:p>
+      <w:pPr>
+        <w:spacing w:line="324" w:lineRule="auto" w:after="80"/>
+      </w:pPr>
+      <w:r>
+        <w:rPr w:rFonts="맑은 고딕">
+          <w:rFonts w:ascii="맑은 고딕" w:hAnsi="맑은 고딕" w:eastAsia="맑은 고딕"/>
+          <w:b w:val="0"/>
+          <w:color w:val="6B7280"/>
+          <w:sz w:val="21"/>
+        </w:rPr>
+        <w:t xml:space="preserve">· </w:t>
+      </w:r>
+      <w:r>
+        <w:rPr w:rFonts="맑은 고딕">
+          <w:rFonts w:ascii="맑은 고딕" w:hAnsi="맑은 고딕" w:eastAsia="맑은 고딕"/>
+          <w:b/>
+          <w:color w:val="1F2937"/>
+          <w:sz w:val="21"/>
+        </w:rPr>
+        <w:t xml:space="preserve">각종 수상경력: </w:t>
+      </w:r>
+      <w:r>
+        <w:rPr w:rFonts="맑은 고딕">
+          <w:rFonts w:ascii="맑은 고딕" w:hAnsi="맑은 고딕" w:eastAsia="맑은 고딕"/>
+          <w:b w:val="0"/>
+          <w:sz w:val="21"/>
+        </w:rPr>
+        <w:t>수록곡 '99'가 빌보드 핫 100 차트 26위를 기록하며 대중적인 성공을 거두었을 뿐만 아니라, 당대 최고의 스튜디오 엔지니어링과 연주력을 인정받아 음악 관계자들과 오디오파일들 사이에서 완벽한 레코딩 앨범으로 극찬받았습니다.</w:t>
+      </w:r>
+    </w:p>
+    <w:p>
+      <w:pPr>
+        <w:spacing w:line="324" w:lineRule="auto" w:before="200" w:after="80"/>
+      </w:pPr>
+      <w:r>
+        <w:rPr w:rFonts="맑은 고딕">
+          <w:rFonts w:ascii="맑은 고딕" w:hAnsi="맑은 고딕" w:eastAsia="맑은 고딕"/>
+          <w:b/>
+          <w:color w:val="1E3A8A"/>
+          <w:sz w:val="24"/>
+        </w:rPr>
+        <w:t>2. 아티스트 정보</w:t>
+      </w:r>
+    </w:p>
+    <w:p>
+      <w:pPr>
+        <w:spacing w:line="324" w:lineRule="auto" w:after="80"/>
+      </w:pPr>
+      <w:r>
+        <w:rPr w:rFonts="맑은 고딕">
+          <w:rFonts w:ascii="맑은 고딕" w:hAnsi="맑은 고딕" w:eastAsia="맑은 고딕"/>
+          <w:b w:val="0"/>
+          <w:color w:val="6B7280"/>
+          <w:sz w:val="21"/>
+        </w:rPr>
+        <w:t xml:space="preserve">· </w:t>
+      </w:r>
+      <w:r>
+        <w:rPr w:rFonts="맑은 고딕">
+          <w:rFonts w:ascii="맑은 고딕" w:hAnsi="맑은 고딕" w:eastAsia="맑은 고딕"/>
+          <w:b/>
+          <w:color w:val="1F2937"/>
+          <w:sz w:val="21"/>
+        </w:rPr>
+        <w:t xml:space="preserve">국적: </w:t>
+      </w:r>
+      <w:r>
+        <w:rPr w:rFonts="맑은 고딕">
+          <w:rFonts w:ascii="맑은 고딕" w:hAnsi="맑은 고딕" w:eastAsia="맑은 고딕"/>
+          <w:b w:val="0"/>
+          <w:sz w:val="21"/>
+        </w:rPr>
+        <w:t>미국</w:t>
+      </w:r>
+    </w:p>
+    <w:p>
+      <w:pPr>
+        <w:spacing w:line="324" w:lineRule="auto" w:after="80"/>
+      </w:pPr>
+      <w:r>
+        <w:rPr w:rFonts="맑은 고딕">
+          <w:rFonts w:ascii="맑은 고딕" w:hAnsi="맑은 고딕" w:eastAsia="맑은 고딕"/>
+          <w:b w:val="0"/>
+          <w:color w:val="6B7280"/>
+          <w:sz w:val="21"/>
+        </w:rPr>
+        <w:t xml:space="preserve">· </w:t>
+      </w:r>
+      <w:r>
+        <w:rPr w:rFonts="맑은 고딕">
+          <w:rFonts w:ascii="맑은 고딕" w:hAnsi="맑은 고딕" w:eastAsia="맑은 고딕"/>
+          <w:b/>
+          <w:color w:val="1F2937"/>
+          <w:sz w:val="21"/>
+        </w:rPr>
+        <w:t xml:space="preserve">생몰년도: </w:t>
+      </w:r>
+      <w:r>
+        <w:rPr w:rFonts="맑은 고딕">
+          <w:rFonts w:ascii="맑은 고딕" w:hAnsi="맑은 고딕" w:eastAsia="맑은 고딕"/>
+          <w:b w:val="0"/>
+          <w:sz w:val="21"/>
+        </w:rPr>
+        <w:t>1977년 결성</w:t>
+      </w:r>
+    </w:p>
+    <w:p>
+      <w:pPr>
+        <w:spacing w:line="324" w:lineRule="auto" w:after="80"/>
+      </w:pPr>
+      <w:r>
+        <w:rPr w:rFonts="맑은 고딕">
+          <w:rFonts w:ascii="맑은 고딕" w:hAnsi="맑은 고딕" w:eastAsia="맑은 고딕"/>
+          <w:b w:val="0"/>
+          <w:color w:val="6B7280"/>
+          <w:sz w:val="21"/>
+        </w:rPr>
+        <w:t xml:space="preserve">· </w:t>
+      </w:r>
+      <w:r>
+        <w:rPr w:rFonts="맑은 고딕">
+          <w:rFonts w:ascii="맑은 고딕" w:hAnsi="맑은 고딕" w:eastAsia="맑은 고딕"/>
+          <w:b/>
+          <w:color w:val="1F2937"/>
+          <w:sz w:val="21"/>
+        </w:rPr>
+        <w:t xml:space="preserve">그룹 소속: </w:t>
+      </w:r>
+      <w:r>
+        <w:rPr w:rFonts="맑은 고딕">
+          <w:rFonts w:ascii="맑은 고딕" w:hAnsi="맑은 고딕" w:eastAsia="맑은 고딕"/>
+          <w:b w:val="0"/>
+          <w:sz w:val="21"/>
+        </w:rPr>
+        <w:t>록 밴드 (6인조 그룹)</w:t>
+      </w:r>
+    </w:p>
+    <w:p>
+      <w:pPr>
+        <w:spacing w:line="324" w:lineRule="auto" w:after="80"/>
+      </w:pPr>
+      <w:r>
+        <w:rPr w:rFonts="맑은 고딕">
+          <w:rFonts w:ascii="맑은 고딕" w:hAnsi="맑은 고딕" w:eastAsia="맑은 고딕"/>
+          <w:b w:val="0"/>
+          <w:color w:val="6B7280"/>
+          <w:sz w:val="21"/>
+        </w:rPr>
+        <w:t xml:space="preserve">· </w:t>
+      </w:r>
+      <w:r>
+        <w:rPr w:rFonts="맑은 고딕">
+          <w:rFonts w:ascii="맑은 고딕" w:hAnsi="맑은 고딕" w:eastAsia="맑은 고딕"/>
+          <w:b/>
+          <w:color w:val="1F2937"/>
+          <w:sz w:val="21"/>
+        </w:rPr>
+        <w:t xml:space="preserve">아티스트 소개: </w:t>
+      </w:r>
+      <w:r>
+        <w:rPr w:rFonts="맑은 고딕">
+          <w:rFonts w:ascii="맑은 고딕" w:hAnsi="맑은 고딕" w:eastAsia="맑은 고딕"/>
+          <w:b w:val="0"/>
+          <w:sz w:val="21"/>
+        </w:rPr>
+        <w:t>토토는 당대 최고의 스튜디오 세션 거장들이 주축이 되어 결성된 밴드로, 록·재즈·R&amp;B·클래식을 넘나드는 경이로운 연주 테크닉과 대중적 팝 감각을 동시에 갖춘 전설적인 그룹입니다. 치밀한 편곡과 완벽주의적 사운드 메이킹을 통해 AOR(Adult Oriented Rock) 장르의 새 지평을 열었으며, 팝 음악사의 황금기를 이끈 독보적인 장인 집단으로 평가받습니다.</w:t>
+      </w:r>
+    </w:p>
+    <w:p>
+      <w:pPr>
+        <w:spacing w:line="324" w:lineRule="auto" w:before="200" w:after="80"/>
+      </w:pPr>
+      <w:r>
+        <w:rPr w:rFonts="맑은 고딕">
+          <w:rFonts w:ascii="맑은 고딕" w:hAnsi="맑은 고딕" w:eastAsia="맑은 고딕"/>
+          <w:b/>
+          <w:color w:val="1E3A8A"/>
+          <w:sz w:val="24"/>
+        </w:rPr>
+        <w:t>3. 음반 상세 분석</w:t>
+      </w:r>
+    </w:p>
+    <w:p>
+      <w:pPr>
+        <w:spacing w:line="324" w:lineRule="auto" w:after="80"/>
+      </w:pPr>
+      <w:r>
+        <w:rPr w:rFonts="맑은 고딕">
+          <w:rFonts w:ascii="맑은 고딕" w:hAnsi="맑은 고딕" w:eastAsia="맑은 고딕"/>
+          <w:b w:val="0"/>
+          <w:color w:val="6B7280"/>
+          <w:sz w:val="21"/>
+        </w:rPr>
+        <w:t xml:space="preserve">· </w:t>
+      </w:r>
+      <w:r>
+        <w:rPr w:rFonts="맑은 고딕">
+          <w:rFonts w:ascii="맑은 고딕" w:hAnsi="맑은 고딕" w:eastAsia="맑은 고딕"/>
+          <w:b/>
+          <w:color w:val="1F2937"/>
+          <w:sz w:val="21"/>
+        </w:rPr>
+        <w:t xml:space="preserve">역사적 위치: </w:t>
+      </w:r>
+      <w:r>
+        <w:rPr w:rFonts="맑은 고딕">
+          <w:rFonts w:ascii="맑은 고딕" w:hAnsi="맑은 고딕" w:eastAsia="맑은 고딕"/>
+          <w:b w:val="0"/>
+          <w:sz w:val="21"/>
+        </w:rPr>
+        <w:t>데뷔 앨범의 직관적인 히트 공식에서 나아가 프로그레시브 록의 대곡 지향적 구조와 클래시컬한 악곡 구성을 적극 수용한 작품입니다. 이는 1980년대 초 메가 히트를 기록한 『Toto IV』로 나아가기 위한 음악적 실험이자, 밴드의 음악적 스펙트럼이 얼마나 광활한지를 증명한 역사적 징검다리로서 확고한 가치를 지닙니다.</w:t>
+      </w:r>
+    </w:p>
+    <w:p>
+      <w:pPr>
+        <w:spacing w:line="324" w:lineRule="auto" w:after="80"/>
+      </w:pPr>
+      <w:r>
+        <w:rPr w:rFonts="맑은 고딕">
+          <w:rFonts w:ascii="맑은 고딕" w:hAnsi="맑은 고딕" w:eastAsia="맑은 고딕"/>
+          <w:b w:val="0"/>
+          <w:color w:val="6B7280"/>
+          <w:sz w:val="21"/>
+        </w:rPr>
+        <w:t xml:space="preserve">· </w:t>
+      </w:r>
+      <w:r>
+        <w:rPr w:rFonts="맑은 고딕">
+          <w:rFonts w:ascii="맑은 고딕" w:hAnsi="맑은 고딕" w:eastAsia="맑은 고딕"/>
+          <w:b/>
+          <w:color w:val="1F2937"/>
+          <w:sz w:val="21"/>
+        </w:rPr>
+        <w:t xml:space="preserve">시대의 흔적(스토리텔링): </w:t>
+      </w:r>
+      <w:r>
+        <w:rPr w:rFonts="맑은 고딕">
+          <w:rFonts w:ascii="맑은 고딕" w:hAnsi="맑은 고딕" w:eastAsia="맑은 고딕"/>
+          <w:b w:val="0"/>
+          <w:sz w:val="21"/>
+        </w:rPr>
+        <w:t>1979년 말, 디스코와 뉴웨이브의 물결 속에서 순수한 연주력과 지적 탐구를 갈망하던 청춘들에게 이 음반은 하나의 오아시스였습니다. 조지 루카스 감독의 디스토피아 SF 영화에서 영감을 받은 서정미 넘치는 발라드와 고대 그리스 신화를 차용한 웅장한 록 사운드는 차가운 도시를 살아가던 당대 젊은이들의 감성을 지적 낭만으로 물들였습니다.</w:t>
+      </w:r>
+    </w:p>
+    <w:p>
+      <w:pPr>
+        <w:spacing w:line="324" w:lineRule="auto" w:before="200" w:after="80"/>
+      </w:pPr>
+      <w:r>
+        <w:rPr w:rFonts="맑은 고딕">
+          <w:rFonts w:ascii="맑은 고딕" w:hAnsi="맑은 고딕" w:eastAsia="맑은 고딕"/>
+          <w:b/>
+          <w:color w:val="1E3A8A"/>
+          <w:sz w:val="24"/>
+        </w:rPr>
+        <w:t>4. 주요 수록곡 및 감상 제언</w:t>
+      </w:r>
+    </w:p>
+    <w:p>
+      <w:pPr>
+        <w:spacing w:line="324" w:lineRule="auto" w:after="80"/>
+      </w:pPr>
+      <w:r>
+        <w:rPr w:rFonts="맑은 고딕">
+          <w:rFonts w:ascii="맑은 고딕" w:hAnsi="맑은 고딕" w:eastAsia="맑은 고딕"/>
+          <w:b w:val="0"/>
+          <w:color w:val="6B7280"/>
+          <w:sz w:val="21"/>
+        </w:rPr>
+        <w:t xml:space="preserve">· </w:t>
+      </w:r>
+      <w:r>
+        <w:rPr w:rFonts="맑은 고딕">
+          <w:rFonts w:ascii="맑은 고딕" w:hAnsi="맑은 고딕" w:eastAsia="맑은 고딕"/>
+          <w:b/>
+          <w:color w:val="1F2937"/>
+          <w:sz w:val="21"/>
+        </w:rPr>
+        <w:t xml:space="preserve">주요 수록곡 특징: </w:t>
+      </w:r>
+      <w:r>
+        <w:rPr w:rFonts="맑은 고딕">
+          <w:rFonts w:ascii="맑은 고딕" w:hAnsi="맑은 고딕" w:eastAsia="맑은 고딕"/>
+          <w:b w:val="0"/>
+          <w:sz w:val="21"/>
+        </w:rPr>
+        <w:t>앨범의 문을 여는 타이틀곡 'Hydra'는 심포닉 록을 연상시키는 웅장한 전개와 변박이 돋보이는 명곡이며, 조용히 흐르는 피아노 선율과 바비 킴볼의 절제된 미성이 돋보이는 '99'는 티 없이 맑은 서정성의 극치를 보여줍니다. 또한 스티브 루카서의 날카로운 기타 리프가 작열하는 'White Sister'는 하드 록 밴드로서 토토가 지닌 폭발적인 다이내믹을 고스란히 체감하게 합니다.</w:t>
+      </w:r>
+    </w:p>
+    <w:p>
+      <w:pPr>
+        <w:spacing w:line="324" w:lineRule="auto" w:after="80"/>
+      </w:pPr>
+      <w:r>
+        <w:rPr w:rFonts="맑은 고딕">
+          <w:rFonts w:ascii="맑은 고딕" w:hAnsi="맑은 고딕" w:eastAsia="맑은 고딕"/>
+          <w:b w:val="0"/>
+          <w:color w:val="6B7280"/>
+          <w:sz w:val="21"/>
+        </w:rPr>
+        <w:t xml:space="preserve">· </w:t>
+      </w:r>
+      <w:r>
+        <w:rPr w:rFonts="맑은 고딕">
+          <w:rFonts w:ascii="맑은 고딕" w:hAnsi="맑은 고딕" w:eastAsia="맑은 고딕"/>
+          <w:b/>
+          <w:color w:val="1F2937"/>
+          <w:sz w:val="21"/>
+        </w:rPr>
+        <w:t xml:space="preserve">빈티지 감상 제언: </w:t>
+      </w:r>
+      <w:r>
+        <w:rPr w:rFonts="맑은 고딕">
+          <w:rFonts w:ascii="맑은 고딕" w:hAnsi="맑은 고딕" w:eastAsia="맑은 고딕"/>
+          <w:b w:val="0"/>
+          <w:sz w:val="21"/>
+        </w:rPr>
+        <w:t>전설적인 드러머 제프 포카로의 정교하고도 탄력 넘치는 하이햇 터치와 킥 드럼의 울림은 턴테이블의 카트리지를 타고 흐를 때 비로소 살아 숨 쉽니다. 진공관 앰프 특유의 풍성한 배음과 아날로그 신시사이저의 두터운 질감이 맞물릴 때, 스피커 사이로 펼쳐지는 입체적인 음장감은 디지털 음원에서는 결코 맛볼 수 없는 깊은 공간감을 선사합니다.</w:t>
+      </w:r>
+    </w:p>
+    <w:p>
+      <w:pPr>
+        <w:spacing w:line="324" w:lineRule="auto" w:after="80"/>
+      </w:pPr>
+      <w:r>
+        <w:rPr w:rFonts="맑은 고딕">
+          <w:rFonts w:ascii="맑은 고딕" w:hAnsi="맑은 고딕" w:eastAsia="맑은 고딕"/>
+          <w:b w:val="0"/>
+          <w:color w:val="6B7280"/>
+          <w:sz w:val="21"/>
+        </w:rPr>
+        <w:t xml:space="preserve">· </w:t>
+      </w:r>
+      <w:r>
+        <w:rPr w:rFonts="맑은 고딕">
+          <w:rFonts w:ascii="맑은 고딕" w:hAnsi="맑은 고딕" w:eastAsia="맑은 고딕"/>
+          <w:b/>
+          <w:color w:val="1F2937"/>
+          <w:sz w:val="21"/>
+        </w:rPr>
+        <w:t xml:space="preserve">소장 가치: </w:t>
+      </w:r>
+      <w:r>
+        <w:rPr w:rFonts="맑은 고딕">
+          <w:rFonts w:ascii="맑은 고딕" w:hAnsi="맑은 고딕" w:eastAsia="맑은 고딕"/>
+          <w:b w:val="0"/>
+          <w:sz w:val="21"/>
+        </w:rPr>
+        <w:t>뛰어난 스튜디오 연주자들이 아날로그 릴 테이프 위에 각인한 빈틈없는 앙상블은 물론, 신화적 분위기를 우아하게 담아낸 오리지널 슬리브 아트워크는 바이닐 컬렉터라면 반드시 손에 넣어야 할 70년대 아날로그 사운드의 정수입니다.</w:t>
+      </w:r>
+    </w:p>
+    <w:p>
+      <w:pPr>
+        <w:spacing w:line="324" w:lineRule="auto" w:after="120" w:before="160"/>
+      </w:pPr>
+      <w:r>
+        <w:rPr w:rFonts="맑은 고딕">
+          <w:rFonts w:ascii="맑은 고딕" w:hAnsi="맑은 고딕" w:eastAsia="맑은 고딕"/>
+          <w:b/>
+          <w:color w:val="4338CA"/>
+          <w:sz w:val="21"/>
+        </w:rPr>
+        <w:t>이 음반을 통해 장인들의 치밀한 손끝에서 피어난 웅장한 신화적 상상력과 아날로그의 따뜻한 온기가 전해주는 감동을 다시 한번 경험해 보시는 것은 어떨까요?</w:t>
       </w:r>
     </w:p>
     <w:sectPr>
       <w:pgSz w:w="12240" w:h="15840"/>
-      <w:pgMar w:top="1440" w:right="1440" w:bottom="1440" w:left="1440" w:header="720" w:footer="720" w:gutter="0"/>
+      <w:pgMar w:top="1152" w:right="1296" w:bottom="1152" w:left="1296" w:header="720" w:footer="720" w:gutter="0"/>
       <w:cols w:space="720"/>
       <w:docGrid w:linePitch="360"/>
     </w:sectPr>

--- a/word_reports/LP_0362_위치_331_Toto_Hydra.docx
+++ b/word_reports/LP_0362_위치_331_Toto_Hydra.docx
@@ -32,7 +32,7 @@
     </w:p>
     <w:p>
       <w:pPr>
-        <w:spacing w:line="324" w:lineRule="auto" w:before="80" w:after="160"/>
+        <w:spacing w:line="324" w:lineRule="auto" w:before="80" w:after="120"/>
       </w:pPr>
       <w:r>
         <w:rPr w:rFonts="맑은 고딕">
@@ -42,13 +42,6 @@
           <w:sz w:val="22"/>
         </w:rPr>
         <w:t xml:space="preserve">[음반 소개] </w:t>
-      </w:r>
-      <w:r>
-        <w:rPr w:rFonts="맑은 고딕">
-          <w:rFonts w:ascii="맑은 고딕" w:hAnsi="맑은 고딕" w:eastAsia="맑은 고딕"/>
-          <w:b w:val="0"/>
-          <w:sz w:val="21"/>
-        </w:rPr>
       </w:r>
     </w:p>
     <w:p>
@@ -61,7 +54,33 @@
           <w:b w:val="0"/>
           <w:sz w:val="21"/>
         </w:rPr>
-        <w:t>1970년대 후반, 로스앤젤레스 정상급 세션 연주자들이 결집하여 빚어낸 토토(Toto)의 두 번째 숨결 『Hydra』는 당대 팝 음악이 도달할 수 있었던 기술적 완벽성과 예술적 상상력의 절정을 보여주는 명반입니다. 신화 속 괴수와 SF적 서사를 넘나드는 웅장한 콘셉트 속에 정교한 하드 록과 프로그레시브, 그리고 지극히 서정적인 멜로디를 직조해 낸 이 음반은 그 자체로 하나의 거대한 음악적 서사시입니다. 화려한 세션 플레이어들의 정밀한 합주 뒤편에 아련하게 번지는 아날로그 건반과 기타의 온기는 반세기가 지난 오늘날에도 듣는 이의 심장에 깊고 고결한 전율을 선사합니다. 장르의 경계를 허물고 순수한 연주 미학의 낭만을 오롯이 담아낸 이 앨범은 팝과 록, 클래식 애호가 모두를 매료시키는 우아한 마스터피스입니다.</w:t>
+        <w:t>1978년, 눈부신 데뷔 앨범으로 팝 음악계에 거대한 충격을 안겼던 로스앤젤레스의 청년 명장들 '토토(Toto)'는 이듬해인 1979년, 대중적 성공의 안전한 답습 대신 한층 웅장하고 미학적인 모험을 선택했습니다. 그 찬란한 도전의 결실이 바로 정규 2집 [Hydra]입니다. 당대 최고의 세션 연주자들로 군림하던 이들은 정교한 테크닉의 과시를 넘어, 고대 신화와 디스토피아적 미래 서사가 공존하는 콘셉트 앨범 형태의 웅대한 서사시를 축조해 냈습니다. 팝의 선율미에 프로그레시브 록의 지적 구조를 이식한 이 음반은, 토토라는 밴드가 지닌 음악적 스펙트럼이 결코 단편적인 히트곡 메이커에 머물지 않음을 증명한 결정적 이정표였습니다.</w:t>
+      </w:r>
+    </w:p>
+    <w:p>
+      <w:pPr>
+        <w:spacing w:line="324" w:lineRule="auto" w:after="120"/>
+      </w:pPr>
+      <w:r>
+        <w:rPr w:rFonts="맑은 고딕">
+          <w:rFonts w:ascii="맑은 고딕" w:hAnsi="맑은 고딕" w:eastAsia="맑은 고딕"/>
+          <w:b w:val="0"/>
+          <w:sz w:val="21"/>
+        </w:rPr>
+        <w:t>음반의 심장부에는 전설적인 드러머 제프 포카로(Jeff Porcaro)의 정교무비한 타임키핑과 데이비드 페이치(David Paich)의 고전주의적 건반 오케스트레이션, 그리고 스티브 루카서(Steve Lukather)의 폭발적이면서도 유려한 기타 프레이즈가 유기적으로 얽혀 있습니다. 신화 속 괴물 '히드라'와 성 조지의 전설을 차용한 타이틀 시퀀스부터 조지 루카스 감독의 초기 SF 명작에 헌사를 보낸 서정적 트랙에 이르기까지, 음반은 현실과 환상의 경계를 넘나들며 청자를 지적인 환희와 낭만적 비장미의 소용돌이 속으로 인도합니다. 이는 완벽주의적 스튜디오 사운드스케이프 안에서도 뜨겁게 박동하는 록 스피릿의 숭고한 성취였습니다.</w:t>
+      </w:r>
+    </w:p>
+    <w:p>
+      <w:pPr>
+        <w:spacing w:line="324" w:lineRule="auto" w:after="120"/>
+      </w:pPr>
+      <w:r>
+        <w:rPr w:rFonts="맑은 고딕">
+          <w:rFonts w:ascii="맑은 고딕" w:hAnsi="맑은 고딕" w:eastAsia="맑은 고딕"/>
+          <w:b w:val="0"/>
+          <w:sz w:val="21"/>
+        </w:rPr>
+        <w:t>[Hydra]는 상업적 타협을 거부하고 순수한 연주자적 야심을 불태웠던 장인들의 불꽃 같은 고뇌가 서려 있는 작품입니다. 발매 당시에는 전작에 비해 다소 묵직하고 실험적인 전개로 인해 엇갈린 평가를 받기도 하였으나, 반세기에 가까운 세월이 흐른 오늘날에는 70년대 아날로그 하이파이 레코딩의 정점을 보여주는 오디오파일의 교과서이자 시대를 초월한 명반으로 우아하게 재평가받고 있습니다. 바늘이 소리골을 스치는 순간 피어오르는 다채로운 악기들의 숨결은, 기계적인 디지털 음원에서는 결코 맛볼 수 없는 깊은 서정의 울림과 장대한 감동을 가슴 깊이 새겨줍니다.</w:t>
       </w:r>
     </w:p>
     <w:p>
@@ -168,7 +187,7 @@
           <w:b w:val="0"/>
           <w:sz w:val="21"/>
         </w:rPr>
-        <w:t>1979년 10월 미국의 명문 레이블 컬럼비아 레코드(Columbia Records)를 통해 발매된 밴드의 통산 두 번째 정규 스튜디오 앨범으로, 데뷔작의 폭발적 성공에 안주하지 않고 한층 심오하고 진보적인 악곡 구성을 시도한 야심작입니다.</w:t>
+        <w:t>1979년 10월 28일, 미국의 명문 레이블 컬럼비아 레코드(Columbia Records)를 통해 발매된 토토의 두 번째 정규 스튜디오 앨범입니다.</w:t>
       </w:r>
     </w:p>
     <w:p>
@@ -199,7 +218,7 @@
           <w:b w:val="0"/>
           <w:sz w:val="21"/>
         </w:rPr>
-        <w:t>발매 직후 미국 빌보드 200 앨범 차트 37위에 올랐으며, 꾸준한 사랑을 받으며 미국음반산업협회(RIAA)로부터 50만 장 이상의 판매고를 인정받아 골드(Gold) 디스크를 획득하였습니다.</w:t>
+        <w:t>미국 빌보드 200 차트 37위에 올랐으며, 미국음반산업협회(RIAA)로부터 50만 장 이상의 판매고를 인정받아 골드(Gold) 인증을 획득하였습니다. 캐나다와 일본 등 글로벌 시장에서도 견고한 판매량을 기록했습니다.</w:t>
       </w:r>
     </w:p>
     <w:p>
@@ -230,7 +249,7 @@
           <w:b w:val="0"/>
           <w:sz w:val="21"/>
         </w:rPr>
-        <w:t>수록곡 '99'가 빌보드 핫 100 차트 26위를 기록하며 대중적인 성공을 거두었을 뿐만 아니라, 당대 최고의 스튜디오 엔지니어링과 연주력을 인정받아 음악 관계자들과 오디오파일들 사이에서 완벽한 레코딩 앨범으로 극찬받았습니다.</w:t>
+        <w:t>수록곡 '99'가 빌보드 핫 100 차트 26위에 오르며 큰 반향을 일으켰고, 음반의 뛰어난 음향적 완성도와 편곡의 미학은 전 세계 전문 레코딩 엔지니어와 평단으로부터 찬사를 받았습니다.</w:t>
       </w:r>
     </w:p>
     <w:p>
@@ -275,7 +294,7 @@
           <w:b w:val="0"/>
           <w:sz w:val="21"/>
         </w:rPr>
-        <w:t>미국</w:t>
+        <w:t>미국 (United States)</w:t>
       </w:r>
     </w:p>
     <w:p>
@@ -337,7 +356,7 @@
           <w:b w:val="0"/>
           <w:sz w:val="21"/>
         </w:rPr>
-        <w:t>록 밴드 (6인조 그룹)</w:t>
+        <w:t>6인조 록 밴드 (그룹)</w:t>
       </w:r>
     </w:p>
     <w:p>
@@ -368,7 +387,7 @@
           <w:b w:val="0"/>
           <w:sz w:val="21"/>
         </w:rPr>
-        <w:t>토토는 당대 최고의 스튜디오 세션 거장들이 주축이 되어 결성된 밴드로, 록·재즈·R&amp;B·클래식을 넘나드는 경이로운 연주 테크닉과 대중적 팝 감각을 동시에 갖춘 전설적인 그룹입니다. 치밀한 편곡과 완벽주의적 사운드 메이킹을 통해 AOR(Adult Oriented Rock) 장르의 새 지평을 열었으며, 팝 음악사의 황금기를 이끈 독보적인 장인 집단으로 평가받습니다.</w:t>
+        <w:t>로스앤젤레스 스튜디오 신의 최정상급 세션 연주자들이 결성한 전설적인 밴드로, 록, 재즈, R&amp;B, 클래식을 넘나드는 완벽한 기량과 세련된 작곡 능력을 선보였습니다. 팝-록과 AOR(Adult Oriented Rock) 장르의 기술적·음악적 지평을 한 차원 높인 대중음악사의 살아있는 거장들입니다.</w:t>
       </w:r>
     </w:p>
     <w:p>
@@ -413,7 +432,7 @@
           <w:b w:val="0"/>
           <w:sz w:val="21"/>
         </w:rPr>
-        <w:t>데뷔 앨범의 직관적인 히트 공식에서 나아가 프로그레시브 록의 대곡 지향적 구조와 클래시컬한 악곡 구성을 적극 수용한 작품입니다. 이는 1980년대 초 메가 히트를 기록한 『Toto IV』로 나아가기 위한 음악적 실험이자, 밴드의 음악적 스펙트럼이 얼마나 광활한지를 증명한 역사적 징검다리로서 확고한 가치를 지닙니다.</w:t>
+        <w:t>1970년대 후반 펑크와 디스코의 거센 물결 속에서, 정통 록의 기악적 완성도와 프로그레시브 록의 심오한 구조미를 성공적으로 융합한 수작입니다. 밴드의 최고 명반으로 꼽히는 4집 [Toto IV]로 나아가는 과정에서 이들의 음악적 역량이 얼마나 광범위하고 깊이 있는지를 증명한 중요한 학술적·역사적 연결고리입니다.</w:t>
       </w:r>
     </w:p>
     <w:p>
@@ -444,7 +463,7 @@
           <w:b w:val="0"/>
           <w:sz w:val="21"/>
         </w:rPr>
-        <w:t>1979년 말, 디스코와 뉴웨이브의 물결 속에서 순수한 연주력과 지적 탐구를 갈망하던 청춘들에게 이 음반은 하나의 오아시스였습니다. 조지 루카스 감독의 디스토피아 SF 영화에서 영감을 받은 서정미 넘치는 발라드와 고대 그리스 신화를 차용한 웅장한 록 사운드는 차가운 도시를 살아가던 당대 젊은이들의 감성을 지적 낭만으로 물들였습니다.</w:t>
+        <w:t>1970년대 말 아날로그 멀티트랙 레코딩 기술의 최정점에서 제작된 앨범으로, 신서사이저의 도약과 전통적 악기 편성이 절묘한 균형을 이루던 시대의 문화적 공기가 녹아 있습니다. 특히 냉전 시대의 불안과 미래주의적 호기심이 교차하던 당대 청년들의 복합적인 내면을 신화적 판타지와 SF적 은유로 투영해 냈습니다.</w:t>
       </w:r>
     </w:p>
     <w:p>
@@ -489,7 +508,7 @@
           <w:b w:val="0"/>
           <w:sz w:val="21"/>
         </w:rPr>
-        <w:t>앨범의 문을 여는 타이틀곡 'Hydra'는 심포닉 록을 연상시키는 웅장한 전개와 변박이 돋보이는 명곡이며, 조용히 흐르는 피아노 선율과 바비 킴볼의 절제된 미성이 돋보이는 '99'는 티 없이 맑은 서정성의 극치를 보여줍니다. 또한 스티브 루카서의 날카로운 기타 리프가 작열하는 'White Sister'는 하드 록 밴드로서 토토가 지닌 폭발적인 다이내믹을 고스란히 체감하게 합니다.</w:t>
+        <w:t>웅장한 신서사이저 인트로와 복잡한 변박자가 압도적인 타이틀곡 'Hydra', 화려한 건반과 역동적인 드럼이 질주하는 'St. George and the Dragon', 조지 루카스의 영화 [THX 1138]에서 영감을 받아 서정적이고 몽환적인 멜로디를 직조한 록 발라드 '99', 그리고 스티브 루카서의 공격적인 하드 록 기타 솔로가 불을 뿜는 'White Sister' 등이 수록되어 극적인 서사와 유려한 멜로디의 정수를 선사합니다.</w:t>
       </w:r>
     </w:p>
     <w:p>
@@ -520,7 +539,7 @@
           <w:b w:val="0"/>
           <w:sz w:val="21"/>
         </w:rPr>
-        <w:t>전설적인 드러머 제프 포카로의 정교하고도 탄력 넘치는 하이햇 터치와 킥 드럼의 울림은 턴테이블의 카트리지를 타고 흐를 때 비로소 살아 숨 쉽니다. 진공관 앰프 특유의 풍성한 배음과 아날로그 신시사이저의 두터운 질감이 맞물릴 때, 스피커 사이로 펼쳐지는 입체적인 음장감은 디지털 음원에서는 결코 맛볼 수 없는 깊은 공간감을 선사합니다.</w:t>
+        <w:t>진공관 앰프 특유의 온기와 아날로그 턴테이블을 통해 감상할 때 음반의 진가가 비로소 드러납니다. 제프 포카로가 빚어내는 정교한 고스트 노트와 심벌의 잔향, 아날로그 신서사이저의 두터운 배음이 청취 공간을 입체적으로 가득 채우며, 70년대 오리지널 LP 사운드가 지닌 광활한 다이내믹 레인지를 온몸으로 체감할 수 있습니다.</w:t>
       </w:r>
     </w:p>
     <w:p>
@@ -551,7 +570,7 @@
           <w:b w:val="0"/>
           <w:sz w:val="21"/>
         </w:rPr>
-        <w:t>뛰어난 스튜디오 연주자들이 아날로그 릴 테이프 위에 각인한 빈틈없는 앙상블은 물론, 신화적 분위기를 우아하게 담아낸 오리지널 슬리브 아트워크는 바이닐 컬렉터라면 반드시 손에 넣어야 할 70년대 아날로그 사운드의 정수입니다.</w:t>
+        <w:t>대중적인 히트 공식에 안주하지 않고 예술가로서의 진취성을 오롯이 담아낸 앨범이자, 당대 최고 세션맨들의 혼이 담긴 연주를 가장 생생한 아날로그 사운드로 만날 수 있는 필청반으로서 오디오파일과 LP 컬렉터 모두에게 대체 불가능한 소장 가치를 지닙니다.</w:t>
       </w:r>
     </w:p>
     <w:p>
@@ -565,7 +584,7 @@
           <w:color w:val="4338CA"/>
           <w:sz w:val="21"/>
         </w:rPr>
-        <w:t>이 음반을 통해 장인들의 치밀한 손끝에서 피어난 웅장한 신화적 상상력과 아날로그의 따뜻한 온기가 전해주는 감동을 다시 한번 경험해 보시는 것은 어떨까요?</w:t>
+        <w:t>이 음반을 통해 정교한 연주의 극치와 신화적 서사가 아날로그의 따뜻한 품 안에서 전해주는 감동을 다시 한번 경험해 보시는 것은 어떨까요?</w:t>
       </w:r>
     </w:p>
     <w:sectPr>
